--- a/Reproduciblity-Report-Real-Data_Markdown.docx
+++ b/Reproduciblity-Report-Real-Data_Markdown.docx
@@ -2506,7 +2506,7 @@
         <w:rPr>
           <w:rStyle w:val="DecValTok"/>
         </w:rPr>
-        <w:t xml:space="preserve">2000</w:t>
+        <w:t xml:space="preserve">11000</w:t>
       </w:r>
       <w:r>
         <w:rPr>
@@ -22946,6 +22946,816 @@
           <w:rStyle w:val="VerbatimChar"/>
         </w:rPr>
         <w:t xml:space="preserve">## [1] "MC_Iter=2000completed"</w:t>
+      </w:r>
+      <w:r>
+        <w:br/>
+      </w:r>
+      <w:r>
+        <w:rPr>
+          <w:rStyle w:val="VerbatimChar"/>
+        </w:rPr>
+        <w:t xml:space="preserve">## [1] "MC_Iter=2100completed"</w:t>
+      </w:r>
+      <w:r>
+        <w:br/>
+      </w:r>
+      <w:r>
+        <w:rPr>
+          <w:rStyle w:val="VerbatimChar"/>
+        </w:rPr>
+        <w:t xml:space="preserve">## [1] "MC_Iter=2200completed"</w:t>
+      </w:r>
+      <w:r>
+        <w:br/>
+      </w:r>
+      <w:r>
+        <w:rPr>
+          <w:rStyle w:val="VerbatimChar"/>
+        </w:rPr>
+        <w:t xml:space="preserve">## [1] "MC_Iter=2300completed"</w:t>
+      </w:r>
+      <w:r>
+        <w:br/>
+      </w:r>
+      <w:r>
+        <w:rPr>
+          <w:rStyle w:val="VerbatimChar"/>
+        </w:rPr>
+        <w:t xml:space="preserve">## [1] "MC_Iter=2400completed"</w:t>
+      </w:r>
+      <w:r>
+        <w:br/>
+      </w:r>
+      <w:r>
+        <w:rPr>
+          <w:rStyle w:val="VerbatimChar"/>
+        </w:rPr>
+        <w:t xml:space="preserve">## [1] "MC_Iter=2500completed"</w:t>
+      </w:r>
+      <w:r>
+        <w:br/>
+      </w:r>
+      <w:r>
+        <w:rPr>
+          <w:rStyle w:val="VerbatimChar"/>
+        </w:rPr>
+        <w:t xml:space="preserve">## [1] "MC_Iter=2600completed"</w:t>
+      </w:r>
+      <w:r>
+        <w:br/>
+      </w:r>
+      <w:r>
+        <w:rPr>
+          <w:rStyle w:val="VerbatimChar"/>
+        </w:rPr>
+        <w:t xml:space="preserve">## [1] "MC_Iter=2700completed"</w:t>
+      </w:r>
+      <w:r>
+        <w:br/>
+      </w:r>
+      <w:r>
+        <w:rPr>
+          <w:rStyle w:val="VerbatimChar"/>
+        </w:rPr>
+        <w:t xml:space="preserve">## [1] "MC_Iter=2800completed"</w:t>
+      </w:r>
+      <w:r>
+        <w:br/>
+      </w:r>
+      <w:r>
+        <w:rPr>
+          <w:rStyle w:val="VerbatimChar"/>
+        </w:rPr>
+        <w:t xml:space="preserve">## [1] "MC_Iter=2900completed"</w:t>
+      </w:r>
+      <w:r>
+        <w:br/>
+      </w:r>
+      <w:r>
+        <w:rPr>
+          <w:rStyle w:val="VerbatimChar"/>
+        </w:rPr>
+        <w:t xml:space="preserve">## [1] "MC_Iter=3000completed"</w:t>
+      </w:r>
+      <w:r>
+        <w:br/>
+      </w:r>
+      <w:r>
+        <w:rPr>
+          <w:rStyle w:val="VerbatimChar"/>
+        </w:rPr>
+        <w:t xml:space="preserve">## [1] "MC_Iter=3100completed"</w:t>
+      </w:r>
+      <w:r>
+        <w:br/>
+      </w:r>
+      <w:r>
+        <w:rPr>
+          <w:rStyle w:val="VerbatimChar"/>
+        </w:rPr>
+        <w:t xml:space="preserve">## [1] "MC_Iter=3200completed"</w:t>
+      </w:r>
+      <w:r>
+        <w:br/>
+      </w:r>
+      <w:r>
+        <w:rPr>
+          <w:rStyle w:val="VerbatimChar"/>
+        </w:rPr>
+        <w:t xml:space="preserve">## [1] "MC_Iter=3300completed"</w:t>
+      </w:r>
+      <w:r>
+        <w:br/>
+      </w:r>
+      <w:r>
+        <w:rPr>
+          <w:rStyle w:val="VerbatimChar"/>
+        </w:rPr>
+        <w:t xml:space="preserve">## [1] "MC_Iter=3400completed"</w:t>
+      </w:r>
+      <w:r>
+        <w:br/>
+      </w:r>
+      <w:r>
+        <w:rPr>
+          <w:rStyle w:val="VerbatimChar"/>
+        </w:rPr>
+        <w:t xml:space="preserve">## [1] "MC_Iter=3500completed"</w:t>
+      </w:r>
+      <w:r>
+        <w:br/>
+      </w:r>
+      <w:r>
+        <w:rPr>
+          <w:rStyle w:val="VerbatimChar"/>
+        </w:rPr>
+        <w:t xml:space="preserve">## [1] "MC_Iter=3600completed"</w:t>
+      </w:r>
+      <w:r>
+        <w:br/>
+      </w:r>
+      <w:r>
+        <w:rPr>
+          <w:rStyle w:val="VerbatimChar"/>
+        </w:rPr>
+        <w:t xml:space="preserve">## [1] "MC_Iter=3700completed"</w:t>
+      </w:r>
+      <w:r>
+        <w:br/>
+      </w:r>
+      <w:r>
+        <w:rPr>
+          <w:rStyle w:val="VerbatimChar"/>
+        </w:rPr>
+        <w:t xml:space="preserve">## [1] "MC_Iter=3800completed"</w:t>
+      </w:r>
+      <w:r>
+        <w:br/>
+      </w:r>
+      <w:r>
+        <w:rPr>
+          <w:rStyle w:val="VerbatimChar"/>
+        </w:rPr>
+        <w:t xml:space="preserve">## [1] "MC_Iter=3900completed"</w:t>
+      </w:r>
+      <w:r>
+        <w:br/>
+      </w:r>
+      <w:r>
+        <w:rPr>
+          <w:rStyle w:val="VerbatimChar"/>
+        </w:rPr>
+        <w:t xml:space="preserve">## [1] "MC_Iter=4000completed"</w:t>
+      </w:r>
+      <w:r>
+        <w:br/>
+      </w:r>
+      <w:r>
+        <w:rPr>
+          <w:rStyle w:val="VerbatimChar"/>
+        </w:rPr>
+        <w:t xml:space="preserve">## [1] "MC_Iter=4100completed"</w:t>
+      </w:r>
+      <w:r>
+        <w:br/>
+      </w:r>
+      <w:r>
+        <w:rPr>
+          <w:rStyle w:val="VerbatimChar"/>
+        </w:rPr>
+        <w:t xml:space="preserve">## [1] "MC_Iter=4200completed"</w:t>
+      </w:r>
+      <w:r>
+        <w:br/>
+      </w:r>
+      <w:r>
+        <w:rPr>
+          <w:rStyle w:val="VerbatimChar"/>
+        </w:rPr>
+        <w:t xml:space="preserve">## [1] "MC_Iter=4300completed"</w:t>
+      </w:r>
+      <w:r>
+        <w:br/>
+      </w:r>
+      <w:r>
+        <w:rPr>
+          <w:rStyle w:val="VerbatimChar"/>
+        </w:rPr>
+        <w:t xml:space="preserve">## [1] "MC_Iter=4400completed"</w:t>
+      </w:r>
+      <w:r>
+        <w:br/>
+      </w:r>
+      <w:r>
+        <w:rPr>
+          <w:rStyle w:val="VerbatimChar"/>
+        </w:rPr>
+        <w:t xml:space="preserve">## [1] "MC_Iter=4500completed"</w:t>
+      </w:r>
+      <w:r>
+        <w:br/>
+      </w:r>
+      <w:r>
+        <w:rPr>
+          <w:rStyle w:val="VerbatimChar"/>
+        </w:rPr>
+        <w:t xml:space="preserve">## [1] "MC_Iter=4600completed"</w:t>
+      </w:r>
+      <w:r>
+        <w:br/>
+      </w:r>
+      <w:r>
+        <w:rPr>
+          <w:rStyle w:val="VerbatimChar"/>
+        </w:rPr>
+        <w:t xml:space="preserve">## [1] "MC_Iter=4700completed"</w:t>
+      </w:r>
+      <w:r>
+        <w:br/>
+      </w:r>
+      <w:r>
+        <w:rPr>
+          <w:rStyle w:val="VerbatimChar"/>
+        </w:rPr>
+        <w:t xml:space="preserve">## [1] "MC_Iter=4800completed"</w:t>
+      </w:r>
+      <w:r>
+        <w:br/>
+      </w:r>
+      <w:r>
+        <w:rPr>
+          <w:rStyle w:val="VerbatimChar"/>
+        </w:rPr>
+        <w:t xml:space="preserve">## [1] "MC_Iter=4900completed"</w:t>
+      </w:r>
+      <w:r>
+        <w:br/>
+      </w:r>
+      <w:r>
+        <w:rPr>
+          <w:rStyle w:val="VerbatimChar"/>
+        </w:rPr>
+        <w:t xml:space="preserve">## [1] "MC_Iter=5000completed"</w:t>
+      </w:r>
+      <w:r>
+        <w:br/>
+      </w:r>
+      <w:r>
+        <w:rPr>
+          <w:rStyle w:val="VerbatimChar"/>
+        </w:rPr>
+        <w:t xml:space="preserve">## [1] "MC_Iter=5100completed"</w:t>
+      </w:r>
+      <w:r>
+        <w:br/>
+      </w:r>
+      <w:r>
+        <w:rPr>
+          <w:rStyle w:val="VerbatimChar"/>
+        </w:rPr>
+        <w:t xml:space="preserve">## [1] "MC_Iter=5200completed"</w:t>
+      </w:r>
+      <w:r>
+        <w:br/>
+      </w:r>
+      <w:r>
+        <w:rPr>
+          <w:rStyle w:val="VerbatimChar"/>
+        </w:rPr>
+        <w:t xml:space="preserve">## [1] "MC_Iter=5300completed"</w:t>
+      </w:r>
+      <w:r>
+        <w:br/>
+      </w:r>
+      <w:r>
+        <w:rPr>
+          <w:rStyle w:val="VerbatimChar"/>
+        </w:rPr>
+        <w:t xml:space="preserve">## [1] "MC_Iter=5400completed"</w:t>
+      </w:r>
+      <w:r>
+        <w:br/>
+      </w:r>
+      <w:r>
+        <w:rPr>
+          <w:rStyle w:val="VerbatimChar"/>
+        </w:rPr>
+        <w:t xml:space="preserve">## [1] "MC_Iter=5500completed"</w:t>
+      </w:r>
+      <w:r>
+        <w:br/>
+      </w:r>
+      <w:r>
+        <w:rPr>
+          <w:rStyle w:val="VerbatimChar"/>
+        </w:rPr>
+        <w:t xml:space="preserve">## [1] "MC_Iter=5600completed"</w:t>
+      </w:r>
+      <w:r>
+        <w:br/>
+      </w:r>
+      <w:r>
+        <w:rPr>
+          <w:rStyle w:val="VerbatimChar"/>
+        </w:rPr>
+        <w:t xml:space="preserve">## [1] "MC_Iter=5700completed"</w:t>
+      </w:r>
+      <w:r>
+        <w:br/>
+      </w:r>
+      <w:r>
+        <w:rPr>
+          <w:rStyle w:val="VerbatimChar"/>
+        </w:rPr>
+        <w:t xml:space="preserve">## [1] "MC_Iter=5800completed"</w:t>
+      </w:r>
+      <w:r>
+        <w:br/>
+      </w:r>
+      <w:r>
+        <w:rPr>
+          <w:rStyle w:val="VerbatimChar"/>
+        </w:rPr>
+        <w:t xml:space="preserve">## [1] "MC_Iter=5900completed"</w:t>
+      </w:r>
+      <w:r>
+        <w:br/>
+      </w:r>
+      <w:r>
+        <w:rPr>
+          <w:rStyle w:val="VerbatimChar"/>
+        </w:rPr>
+        <w:t xml:space="preserve">## [1] "MC_Iter=6000completed"</w:t>
+      </w:r>
+      <w:r>
+        <w:br/>
+      </w:r>
+      <w:r>
+        <w:rPr>
+          <w:rStyle w:val="VerbatimChar"/>
+        </w:rPr>
+        <w:t xml:space="preserve">## [1] "MC_Iter=6100completed"</w:t>
+      </w:r>
+      <w:r>
+        <w:br/>
+      </w:r>
+      <w:r>
+        <w:rPr>
+          <w:rStyle w:val="VerbatimChar"/>
+        </w:rPr>
+        <w:t xml:space="preserve">## [1] "MC_Iter=6200completed"</w:t>
+      </w:r>
+      <w:r>
+        <w:br/>
+      </w:r>
+      <w:r>
+        <w:rPr>
+          <w:rStyle w:val="VerbatimChar"/>
+        </w:rPr>
+        <w:t xml:space="preserve">## [1] "MC_Iter=6300completed"</w:t>
+      </w:r>
+      <w:r>
+        <w:br/>
+      </w:r>
+      <w:r>
+        <w:rPr>
+          <w:rStyle w:val="VerbatimChar"/>
+        </w:rPr>
+        <w:t xml:space="preserve">## [1] "MC_Iter=6400completed"</w:t>
+      </w:r>
+      <w:r>
+        <w:br/>
+      </w:r>
+      <w:r>
+        <w:rPr>
+          <w:rStyle w:val="VerbatimChar"/>
+        </w:rPr>
+        <w:t xml:space="preserve">## [1] "MC_Iter=6500completed"</w:t>
+      </w:r>
+      <w:r>
+        <w:br/>
+      </w:r>
+      <w:r>
+        <w:rPr>
+          <w:rStyle w:val="VerbatimChar"/>
+        </w:rPr>
+        <w:t xml:space="preserve">## [1] "MC_Iter=6600completed"</w:t>
+      </w:r>
+      <w:r>
+        <w:br/>
+      </w:r>
+      <w:r>
+        <w:rPr>
+          <w:rStyle w:val="VerbatimChar"/>
+        </w:rPr>
+        <w:t xml:space="preserve">## [1] "MC_Iter=6700completed"</w:t>
+      </w:r>
+      <w:r>
+        <w:br/>
+      </w:r>
+      <w:r>
+        <w:rPr>
+          <w:rStyle w:val="VerbatimChar"/>
+        </w:rPr>
+        <w:t xml:space="preserve">## [1] "MC_Iter=6800completed"</w:t>
+      </w:r>
+      <w:r>
+        <w:br/>
+      </w:r>
+      <w:r>
+        <w:rPr>
+          <w:rStyle w:val="VerbatimChar"/>
+        </w:rPr>
+        <w:t xml:space="preserve">## [1] "MC_Iter=6900completed"</w:t>
+      </w:r>
+      <w:r>
+        <w:br/>
+      </w:r>
+      <w:r>
+        <w:rPr>
+          <w:rStyle w:val="VerbatimChar"/>
+        </w:rPr>
+        <w:t xml:space="preserve">## [1] "MC_Iter=7000completed"</w:t>
+      </w:r>
+      <w:r>
+        <w:br/>
+      </w:r>
+      <w:r>
+        <w:rPr>
+          <w:rStyle w:val="VerbatimChar"/>
+        </w:rPr>
+        <w:t xml:space="preserve">## [1] "MC_Iter=7100completed"</w:t>
+      </w:r>
+      <w:r>
+        <w:br/>
+      </w:r>
+      <w:r>
+        <w:rPr>
+          <w:rStyle w:val="VerbatimChar"/>
+        </w:rPr>
+        <w:t xml:space="preserve">## [1] "MC_Iter=7200completed"</w:t>
+      </w:r>
+      <w:r>
+        <w:br/>
+      </w:r>
+      <w:r>
+        <w:rPr>
+          <w:rStyle w:val="VerbatimChar"/>
+        </w:rPr>
+        <w:t xml:space="preserve">## [1] "MC_Iter=7300completed"</w:t>
+      </w:r>
+      <w:r>
+        <w:br/>
+      </w:r>
+      <w:r>
+        <w:rPr>
+          <w:rStyle w:val="VerbatimChar"/>
+        </w:rPr>
+        <w:t xml:space="preserve">## [1] "MC_Iter=7400completed"</w:t>
+      </w:r>
+      <w:r>
+        <w:br/>
+      </w:r>
+      <w:r>
+        <w:rPr>
+          <w:rStyle w:val="VerbatimChar"/>
+        </w:rPr>
+        <w:t xml:space="preserve">## [1] "MC_Iter=7500completed"</w:t>
+      </w:r>
+      <w:r>
+        <w:br/>
+      </w:r>
+      <w:r>
+        <w:rPr>
+          <w:rStyle w:val="VerbatimChar"/>
+        </w:rPr>
+        <w:t xml:space="preserve">## [1] "MC_Iter=7600completed"</w:t>
+      </w:r>
+      <w:r>
+        <w:br/>
+      </w:r>
+      <w:r>
+        <w:rPr>
+          <w:rStyle w:val="VerbatimChar"/>
+        </w:rPr>
+        <w:t xml:space="preserve">## [1] "MC_Iter=7700completed"</w:t>
+      </w:r>
+      <w:r>
+        <w:br/>
+      </w:r>
+      <w:r>
+        <w:rPr>
+          <w:rStyle w:val="VerbatimChar"/>
+        </w:rPr>
+        <w:t xml:space="preserve">## [1] "MC_Iter=7800completed"</w:t>
+      </w:r>
+      <w:r>
+        <w:br/>
+      </w:r>
+      <w:r>
+        <w:rPr>
+          <w:rStyle w:val="VerbatimChar"/>
+        </w:rPr>
+        <w:t xml:space="preserve">## [1] "MC_Iter=7900completed"</w:t>
+      </w:r>
+      <w:r>
+        <w:br/>
+      </w:r>
+      <w:r>
+        <w:rPr>
+          <w:rStyle w:val="VerbatimChar"/>
+        </w:rPr>
+        <w:t xml:space="preserve">## [1] "MC_Iter=8000completed"</w:t>
+      </w:r>
+      <w:r>
+        <w:br/>
+      </w:r>
+      <w:r>
+        <w:rPr>
+          <w:rStyle w:val="VerbatimChar"/>
+        </w:rPr>
+        <w:t xml:space="preserve">## [1] "MC_Iter=8100completed"</w:t>
+      </w:r>
+      <w:r>
+        <w:br/>
+      </w:r>
+      <w:r>
+        <w:rPr>
+          <w:rStyle w:val="VerbatimChar"/>
+        </w:rPr>
+        <w:t xml:space="preserve">## [1] "MC_Iter=8200completed"</w:t>
+      </w:r>
+      <w:r>
+        <w:br/>
+      </w:r>
+      <w:r>
+        <w:rPr>
+          <w:rStyle w:val="VerbatimChar"/>
+        </w:rPr>
+        <w:t xml:space="preserve">## [1] "MC_Iter=8300completed"</w:t>
+      </w:r>
+      <w:r>
+        <w:br/>
+      </w:r>
+      <w:r>
+        <w:rPr>
+          <w:rStyle w:val="VerbatimChar"/>
+        </w:rPr>
+        <w:t xml:space="preserve">## [1] "MC_Iter=8400completed"</w:t>
+      </w:r>
+      <w:r>
+        <w:br/>
+      </w:r>
+      <w:r>
+        <w:rPr>
+          <w:rStyle w:val="VerbatimChar"/>
+        </w:rPr>
+        <w:t xml:space="preserve">## [1] "MC_Iter=8500completed"</w:t>
+      </w:r>
+      <w:r>
+        <w:br/>
+      </w:r>
+      <w:r>
+        <w:rPr>
+          <w:rStyle w:val="VerbatimChar"/>
+        </w:rPr>
+        <w:t xml:space="preserve">## [1] "MC_Iter=8600completed"</w:t>
+      </w:r>
+      <w:r>
+        <w:br/>
+      </w:r>
+      <w:r>
+        <w:rPr>
+          <w:rStyle w:val="VerbatimChar"/>
+        </w:rPr>
+        <w:t xml:space="preserve">## [1] "MC_Iter=8700completed"</w:t>
+      </w:r>
+      <w:r>
+        <w:br/>
+      </w:r>
+      <w:r>
+        <w:rPr>
+          <w:rStyle w:val="VerbatimChar"/>
+        </w:rPr>
+        <w:t xml:space="preserve">## [1] "MC_Iter=8800completed"</w:t>
+      </w:r>
+      <w:r>
+        <w:br/>
+      </w:r>
+      <w:r>
+        <w:rPr>
+          <w:rStyle w:val="VerbatimChar"/>
+        </w:rPr>
+        <w:t xml:space="preserve">## [1] "MC_Iter=8900completed"</w:t>
+      </w:r>
+      <w:r>
+        <w:br/>
+      </w:r>
+      <w:r>
+        <w:rPr>
+          <w:rStyle w:val="VerbatimChar"/>
+        </w:rPr>
+        <w:t xml:space="preserve">## [1] "MC_Iter=9000completed"</w:t>
+      </w:r>
+      <w:r>
+        <w:br/>
+      </w:r>
+      <w:r>
+        <w:rPr>
+          <w:rStyle w:val="VerbatimChar"/>
+        </w:rPr>
+        <w:t xml:space="preserve">## [1] "MC_Iter=9100completed"</w:t>
+      </w:r>
+      <w:r>
+        <w:br/>
+      </w:r>
+      <w:r>
+        <w:rPr>
+          <w:rStyle w:val="VerbatimChar"/>
+        </w:rPr>
+        <w:t xml:space="preserve">## [1] "MC_Iter=9200completed"</w:t>
+      </w:r>
+      <w:r>
+        <w:br/>
+      </w:r>
+      <w:r>
+        <w:rPr>
+          <w:rStyle w:val="VerbatimChar"/>
+        </w:rPr>
+        <w:t xml:space="preserve">## [1] "MC_Iter=9300completed"</w:t>
+      </w:r>
+      <w:r>
+        <w:br/>
+      </w:r>
+      <w:r>
+        <w:rPr>
+          <w:rStyle w:val="VerbatimChar"/>
+        </w:rPr>
+        <w:t xml:space="preserve">## [1] "MC_Iter=9400completed"</w:t>
+      </w:r>
+      <w:r>
+        <w:br/>
+      </w:r>
+      <w:r>
+        <w:rPr>
+          <w:rStyle w:val="VerbatimChar"/>
+        </w:rPr>
+        <w:t xml:space="preserve">## [1] "MC_Iter=9500completed"</w:t>
+      </w:r>
+      <w:r>
+        <w:br/>
+      </w:r>
+      <w:r>
+        <w:rPr>
+          <w:rStyle w:val="VerbatimChar"/>
+        </w:rPr>
+        <w:t xml:space="preserve">## [1] "MC_Iter=9600completed"</w:t>
+      </w:r>
+      <w:r>
+        <w:br/>
+      </w:r>
+      <w:r>
+        <w:rPr>
+          <w:rStyle w:val="VerbatimChar"/>
+        </w:rPr>
+        <w:t xml:space="preserve">## [1] "MC_Iter=9700completed"</w:t>
+      </w:r>
+      <w:r>
+        <w:br/>
+      </w:r>
+      <w:r>
+        <w:rPr>
+          <w:rStyle w:val="VerbatimChar"/>
+        </w:rPr>
+        <w:t xml:space="preserve">## [1] "MC_Iter=9800completed"</w:t>
+      </w:r>
+      <w:r>
+        <w:br/>
+      </w:r>
+      <w:r>
+        <w:rPr>
+          <w:rStyle w:val="VerbatimChar"/>
+        </w:rPr>
+        <w:t xml:space="preserve">## [1] "MC_Iter=9900completed"</w:t>
+      </w:r>
+      <w:r>
+        <w:br/>
+      </w:r>
+      <w:r>
+        <w:rPr>
+          <w:rStyle w:val="VerbatimChar"/>
+        </w:rPr>
+        <w:t xml:space="preserve">## [1] "MC_Iter=10000completed"</w:t>
+      </w:r>
+      <w:r>
+        <w:br/>
+      </w:r>
+      <w:r>
+        <w:rPr>
+          <w:rStyle w:val="VerbatimChar"/>
+        </w:rPr>
+        <w:t xml:space="preserve">## [1] "MC_Iter=10100completed"</w:t>
+      </w:r>
+      <w:r>
+        <w:br/>
+      </w:r>
+      <w:r>
+        <w:rPr>
+          <w:rStyle w:val="VerbatimChar"/>
+        </w:rPr>
+        <w:t xml:space="preserve">## [1] "MC_Iter=10200completed"</w:t>
+      </w:r>
+      <w:r>
+        <w:br/>
+      </w:r>
+      <w:r>
+        <w:rPr>
+          <w:rStyle w:val="VerbatimChar"/>
+        </w:rPr>
+        <w:t xml:space="preserve">## [1] "MC_Iter=10300completed"</w:t>
+      </w:r>
+      <w:r>
+        <w:br/>
+      </w:r>
+      <w:r>
+        <w:rPr>
+          <w:rStyle w:val="VerbatimChar"/>
+        </w:rPr>
+        <w:t xml:space="preserve">## [1] "MC_Iter=10400completed"</w:t>
+      </w:r>
+      <w:r>
+        <w:br/>
+      </w:r>
+      <w:r>
+        <w:rPr>
+          <w:rStyle w:val="VerbatimChar"/>
+        </w:rPr>
+        <w:t xml:space="preserve">## [1] "MC_Iter=10500completed"</w:t>
+      </w:r>
+      <w:r>
+        <w:br/>
+      </w:r>
+      <w:r>
+        <w:rPr>
+          <w:rStyle w:val="VerbatimChar"/>
+        </w:rPr>
+        <w:t xml:space="preserve">## [1] "MC_Iter=10600completed"</w:t>
+      </w:r>
+      <w:r>
+        <w:br/>
+      </w:r>
+      <w:r>
+        <w:rPr>
+          <w:rStyle w:val="VerbatimChar"/>
+        </w:rPr>
+        <w:t xml:space="preserve">## [1] "MC_Iter=10700completed"</w:t>
+      </w:r>
+      <w:r>
+        <w:br/>
+      </w:r>
+      <w:r>
+        <w:rPr>
+          <w:rStyle w:val="VerbatimChar"/>
+        </w:rPr>
+        <w:t xml:space="preserve">## [1] "MC_Iter=10800completed"</w:t>
+      </w:r>
+      <w:r>
+        <w:br/>
+      </w:r>
+      <w:r>
+        <w:rPr>
+          <w:rStyle w:val="VerbatimChar"/>
+        </w:rPr>
+        <w:t xml:space="preserve">## [1] "MC_Iter=10900completed"</w:t>
+      </w:r>
+      <w:r>
+        <w:br/>
+      </w:r>
+      <w:r>
+        <w:rPr>
+          <w:rStyle w:val="VerbatimChar"/>
+        </w:rPr>
+        <w:t xml:space="preserve">## [1] "MC_Iter=11000completed"</w:t>
       </w:r>
     </w:p>
     <w:p>
@@ -23694,7 +24504,7 @@
         <w:rPr>
           <w:rStyle w:val="VerbatimChar"/>
         </w:rPr>
-        <w:t xml:space="preserve">## [1] "Intercept &amp;//CduCsu &amp;//Spd &amp;//Green &amp;//Pds &amp;//Reunification &amp;//unemp &amp;//outofwed &amp;//year &amp;//yearSQ &amp;//-9.98(2.95)&amp; //14.49(3.16)&amp; //6.94(2.65)&amp; //-30.94(11.37)&amp; //-26.82(12.98)&amp; //-0.27(2.75)&amp; //-0.2(0.27)&amp; //-0.55(0.25)&amp; //-39.8(15.61)&amp; //1.02(0.4)&amp; //1.77(1.47)&amp; //-2.42(1.27)&amp; //-11.01(2.53)&amp; //-32.85(9.22)&amp; //-37.65(12.88)&amp; //2.56(2.41)&amp; //-0.46(0.24)&amp; //0.35(0.19)&amp; //1.61(13.82)&amp; //-0.04(0.35)&amp; //\\\\//\\\\//\\\\//\\\\//\\\\//\\\\//\\\\//\\\\//\\\\//\\\\"</w:t>
+        <w:t xml:space="preserve">## [1] "Intercept &amp;//CduCsu &amp;//Spd &amp;//Green &amp;//Pds &amp;//Reunification &amp;//unemp &amp;//outofwed &amp;//year &amp;//yearSQ &amp;//-10(2.69)&amp; //14.52(2.84)&amp; //7.06(2.45)&amp; //-33.24(14.92)&amp; //-25.31(12.83)&amp; //-0.5(2.82)&amp; //-0.21(0.27)&amp; //-0.55(0.24)&amp; //-41.44(15.88)&amp; //1.06(0.4)&amp; //1.79(1.43)&amp; //-2.42(1.23)&amp; //-10.95(2.36)&amp; //-34.69(10.95)&amp; //-36.23(12.68)&amp; //2.59(2.42)&amp; //-0.47(0.25)&amp; //0.35(0.2)&amp; //0.95(14)&amp; //-0.03(0.36)&amp; //\\\\//\\\\//\\\\//\\\\//\\\\//\\\\//\\\\//\\\\//\\\\//\\\\"</w:t>
       </w:r>
     </w:p>
     <w:p>
@@ -23728,7 +24538,7 @@
         <w:rPr>
           <w:rStyle w:val="VerbatimChar"/>
         </w:rPr>
-        <w:t xml:space="preserve">## Intercept &amp; CduCsu &amp; Spd &amp; Green &amp; Pds &amp; Reunification &amp; unemp &amp; outofwed &amp; year &amp; yearSQ &amp; -9.98(2.95)&amp;  14.49(3.16)&amp;  6.94(2.65)&amp;  -30.94(11.37)&amp;  -26.82(12.98)&amp;  -0.27(2.75)&amp;  -0.2(0.27)&amp;  -0.55(0.25)&amp;  -39.8(15.61)&amp;  1.02(0.4)&amp;  1.77(1.47)&amp;  -2.42(1.27)&amp;  -11.01(2.53)&amp;  -32.85(9.22)&amp;  -37.65(12.88)&amp;  2.56(2.41)&amp;  -0.46(0.24)&amp;  0.35(0.19)&amp;  1.61(13.82)&amp;  -0.04(0.35)&amp;  \\ \\ \\ \\ \\ \\ \\ \\ \\ \\</w:t>
+        <w:t xml:space="preserve">## Intercept &amp; CduCsu &amp; Spd &amp; Green &amp; Pds &amp; Reunification &amp; unemp &amp; outofwed &amp; year &amp; yearSQ &amp; -10(2.69)&amp;  14.52(2.84)&amp;  7.06(2.45)&amp;  -33.24(14.92)&amp;  -25.31(12.83)&amp;  -0.5(2.82)&amp;  -0.21(0.27)&amp;  -0.55(0.24)&amp;  -41.44(15.88)&amp;  1.06(0.4)&amp;  1.79(1.43)&amp;  -2.42(1.23)&amp;  -10.95(2.36)&amp;  -34.69(10.95)&amp;  -36.23(12.68)&amp;  2.59(2.42)&amp;  -0.47(0.25)&amp;  0.35(0.2)&amp;  0.95(14)&amp;  -0.03(0.36)&amp;  \\ \\ \\ \\ \\ \\ \\ \\ \\ \\</w:t>
       </w:r>
     </w:p>
     <w:p>
@@ -26694,97 +27504,97 @@
         <w:rPr>
           <w:rStyle w:val="VerbatimChar"/>
         </w:rPr>
-        <w:t xml:space="preserve">##              [,1]       [,2]</w:t>
-      </w:r>
-      <w:r>
-        <w:br/>
-      </w:r>
-      <w:r>
-        <w:rPr>
-          <w:rStyle w:val="VerbatimChar"/>
-        </w:rPr>
-        <w:t xml:space="preserve">##  [1,] -3.38352862  1.2013238</w:t>
-      </w:r>
-      <w:r>
-        <w:br/>
-      </w:r>
-      <w:r>
-        <w:rPr>
-          <w:rStyle w:val="VerbatimChar"/>
-        </w:rPr>
-        <w:t xml:space="preserve">##  [2,]  4.58176463 -1.9061549</w:t>
-      </w:r>
-      <w:r>
-        <w:br/>
-      </w:r>
-      <w:r>
-        <w:rPr>
-          <w:rStyle w:val="VerbatimChar"/>
-        </w:rPr>
-        <w:t xml:space="preserve">##  [3,]  2.62013538 -4.3541502</w:t>
-      </w:r>
-      <w:r>
-        <w:br/>
-      </w:r>
-      <w:r>
-        <w:rPr>
-          <w:rStyle w:val="VerbatimChar"/>
-        </w:rPr>
-        <w:t xml:space="preserve">##  [4,] -2.72086317 -3.5644647</w:t>
-      </w:r>
-      <w:r>
-        <w:br/>
-      </w:r>
-      <w:r>
-        <w:rPr>
-          <w:rStyle w:val="VerbatimChar"/>
-        </w:rPr>
-        <w:t xml:space="preserve">##  [5,] -2.06577379 -2.9224286</w:t>
-      </w:r>
-      <w:r>
-        <w:br/>
-      </w:r>
-      <w:r>
-        <w:rPr>
-          <w:rStyle w:val="VerbatimChar"/>
-        </w:rPr>
-        <w:t xml:space="preserve">##  [6,] -0.09887405  1.0620550</w:t>
-      </w:r>
-      <w:r>
-        <w:br/>
-      </w:r>
-      <w:r>
-        <w:rPr>
-          <w:rStyle w:val="VerbatimChar"/>
-        </w:rPr>
-        <w:t xml:space="preserve">##  [7,] -0.71934639 -1.9148354</w:t>
-      </w:r>
-      <w:r>
-        <w:br/>
-      </w:r>
-      <w:r>
-        <w:rPr>
-          <w:rStyle w:val="VerbatimChar"/>
-        </w:rPr>
-        <w:t xml:space="preserve">##  [8,] -2.18694653  1.8559588</w:t>
-      </w:r>
-      <w:r>
-        <w:br/>
-      </w:r>
-      <w:r>
-        <w:rPr>
-          <w:rStyle w:val="VerbatimChar"/>
-        </w:rPr>
-        <w:t xml:space="preserve">##  [9,] -2.54925908  0.1162678</w:t>
-      </w:r>
-      <w:r>
-        <w:br/>
-      </w:r>
-      <w:r>
-        <w:rPr>
-          <w:rStyle w:val="VerbatimChar"/>
-        </w:rPr>
-        <w:t xml:space="preserve">## [10,]  2.56071448 -0.1245802</w:t>
+        <w:t xml:space="preserve">##             [,1]        [,2]</w:t>
+      </w:r>
+      <w:r>
+        <w:br/>
+      </w:r>
+      <w:r>
+        <w:rPr>
+          <w:rStyle w:val="VerbatimChar"/>
+        </w:rPr>
+        <w:t xml:space="preserve">##  [1,] -3.7113472  1.25300563</w:t>
+      </w:r>
+      <w:r>
+        <w:br/>
+      </w:r>
+      <w:r>
+        <w:rPr>
+          <w:rStyle w:val="VerbatimChar"/>
+        </w:rPr>
+        <w:t xml:space="preserve">##  [2,]  5.1158462 -1.97623447</w:t>
+      </w:r>
+      <w:r>
+        <w:br/>
+      </w:r>
+      <w:r>
+        <w:rPr>
+          <w:rStyle w:val="VerbatimChar"/>
+        </w:rPr>
+        <w:t xml:space="preserve">##  [3,]  2.8836548 -4.63847919</w:t>
+      </w:r>
+      <w:r>
+        <w:br/>
+      </w:r>
+      <w:r>
+        <w:rPr>
+          <w:rStyle w:val="VerbatimChar"/>
+        </w:rPr>
+        <w:t xml:space="preserve">##  [4,] -2.2283064 -3.16746051</w:t>
+      </w:r>
+      <w:r>
+        <w:br/>
+      </w:r>
+      <w:r>
+        <w:rPr>
+          <w:rStyle w:val="VerbatimChar"/>
+        </w:rPr>
+        <w:t xml:space="preserve">##  [5,] -1.9729662 -2.85688037</w:t>
+      </w:r>
+      <w:r>
+        <w:br/>
+      </w:r>
+      <w:r>
+        <w:rPr>
+          <w:rStyle w:val="VerbatimChar"/>
+        </w:rPr>
+        <w:t xml:space="preserve">##  [6,] -0.1765957  1.07003073</w:t>
+      </w:r>
+      <w:r>
+        <w:br/>
+      </w:r>
+      <w:r>
+        <w:rPr>
+          <w:rStyle w:val="VerbatimChar"/>
+        </w:rPr>
+        <w:t xml:space="preserve">##  [7,] -0.7875864 -1.92954596</w:t>
+      </w:r>
+      <w:r>
+        <w:br/>
+      </w:r>
+      <w:r>
+        <w:rPr>
+          <w:rStyle w:val="VerbatimChar"/>
+        </w:rPr>
+        <w:t xml:space="preserve">##  [8,] -2.2682179  1.78186296</w:t>
+      </w:r>
+      <w:r>
+        <w:br/>
+      </w:r>
+      <w:r>
+        <w:rPr>
+          <w:rStyle w:val="VerbatimChar"/>
+        </w:rPr>
+        <w:t xml:space="preserve">##  [9,] -2.6103259  0.06786724</w:t>
+      </w:r>
+      <w:r>
+        <w:br/>
+      </w:r>
+      <w:r>
+        <w:rPr>
+          <w:rStyle w:val="VerbatimChar"/>
+        </w:rPr>
+        <w:t xml:space="preserve">## [10,]  2.6217993 -0.07609557</w:t>
       </w:r>
     </w:p>
     <w:p>
@@ -26899,7 +27709,7 @@
         <w:rPr>
           <w:rStyle w:val="VerbatimChar"/>
         </w:rPr>
-        <w:t xml:space="preserve">## [1] "Total Run Time=1.36973606745402minutes"</w:t>
+        <w:t xml:space="preserve">## [1] "Total Run Time=6.31808476448059minutes"</w:t>
       </w:r>
     </w:p>
     <w:bookmarkEnd w:id="69"/>
